--- a/Templates/doc_defesa.docx
+++ b/Templates/doc_defesa.docx
@@ -43,6 +43,114 @@
           <w:lang w:val="pt-PT" w:eastAsia="zh-CN" w:bidi="hi-IN"/>
         </w:rPr>
         <w:t>”, área de {{area_trabalho}}. A Banca Examinadora foi composta pelos professores {{nome_orientador}}{% if nome_coorientador %}, {{nome_coorientador}} {% endif %}, {{examinadores_internos}}, {{examinadores_externos}}.</w:t>
+      </w:r>
+    </w:p>
+    <w:p>
+      <w:pPr>
+        <w:pStyle w:val="Normal"/>
+        <w:bidi w:val="0"/>
+        <w:rPr>
+          <w:lang w:val="pt-PT" w:eastAsia="zh-CN" w:bidi="hi-IN"/>
+        </w:rPr>
+      </w:pPr>
+      <w:r>
+        <w:rPr>
+          <w:lang w:val="pt-PT" w:eastAsia="zh-CN" w:bidi="hi-IN"/>
+        </w:rPr>
+      </w:r>
+    </w:p>
+    <w:p>
+      <w:pPr>
+        <w:pStyle w:val="Normal"/>
+        <w:bidi w:val="0"/>
+        <w:rPr>
+          <w:lang w:val="pt-PT" w:eastAsia="zh-CN" w:bidi="hi-IN"/>
+        </w:rPr>
+      </w:pPr>
+      <w:r>
+        <w:rPr>
+          <w:lang w:val="pt-PT" w:eastAsia="zh-CN" w:bidi="hi-IN"/>
+        </w:rPr>
+      </w:r>
+    </w:p>
+    <w:p>
+      <w:pPr>
+        <w:pStyle w:val="Normal"/>
+        <w:bidi w:val="0"/>
+        <w:rPr>
+          <w:lang w:val="pt-PT" w:eastAsia="zh-CN" w:bidi="hi-IN"/>
+        </w:rPr>
+      </w:pPr>
+      <w:r>
+        <w:rPr>
+          <w:lang w:val="pt-PT" w:eastAsia="zh-CN" w:bidi="hi-IN"/>
+        </w:rPr>
+      </w:r>
+    </w:p>
+    <w:p>
+      <w:pPr>
+        <w:pStyle w:val="Normal"/>
+        <w:bidi w:val="0"/>
+        <w:rPr>
+          <w:lang w:val="pt-PT" w:eastAsia="zh-CN" w:bidi="hi-IN"/>
+        </w:rPr>
+      </w:pPr>
+      <w:r>
+        <w:rPr>
+          <w:lang w:val="pt-PT" w:eastAsia="zh-CN" w:bidi="hi-IN"/>
+        </w:rPr>
+      </w:r>
+    </w:p>
+    <w:p>
+      <w:pPr>
+        <w:pStyle w:val="Normal"/>
+        <w:bidi w:val="0"/>
+        <w:rPr>
+          <w:lang w:val="pt-PT" w:eastAsia="zh-CN" w:bidi="hi-IN"/>
+        </w:rPr>
+      </w:pPr>
+      <w:r>
+        <w:rPr>
+          <w:lang w:val="pt-PT" w:eastAsia="zh-CN" w:bidi="hi-IN"/>
+        </w:rPr>
+      </w:r>
+    </w:p>
+    <w:p>
+      <w:pPr>
+        <w:pStyle w:val="Normal"/>
+        <w:bidi w:val="0"/>
+        <w:jc w:val="center"/>
+        <w:rPr/>
+      </w:pPr>
+      <w:r>
+        <w:rPr>
+          <w:lang w:val="pt-PT" w:eastAsia="zh-CN" w:bidi="hi-IN"/>
+        </w:rPr>
+        <w:t>Recife, {</w:t>
+      </w:r>
+      <w:r>
+        <w:rPr>
+          <w:lang w:val="pt-PT" w:eastAsia="zh-CN" w:bidi="hi-IN"/>
+        </w:rPr>
+        <w:t>{</w:t>
+      </w:r>
+      <w:r>
+        <w:rPr>
+          <w:lang w:val="pt-PT" w:eastAsia="zh-CN" w:bidi="hi-IN"/>
+        </w:rPr>
+        <w:t>data</w:t>
+      </w:r>
+      <w:r>
+        <w:rPr>
+          <w:lang w:val="pt-PT" w:eastAsia="zh-CN" w:bidi="hi-IN"/>
+        </w:rPr>
+        <w:t>}</w:t>
+      </w:r>
+      <w:r>
+        <w:rPr>
+          <w:lang w:val="pt-PT" w:eastAsia="zh-CN" w:bidi="hi-IN"/>
+        </w:rPr>
+        <w:t>}.</w:t>
       </w:r>
     </w:p>
     <w:sectPr>
